--- a/files/classroom-letter.docx
+++ b/files/classroom-letter.docx
@@ -182,7 +182,7 @@
         <w:rPr>
           <w:b w:val="0"/>
         </w:rPr>
-        <w:t>Family Link 앱 → 자녀 선택 → 관리 → Gemini → Gemini 앱 사용 설정을 켭니다.</w:t>
+        <w:t>Family Link 앱 → 자녀 선택 → 관리 → Gemini → Gemini 앱 사용 설정을 켭니다(예전 화면은 관리 → 콘텐츠 제한 → Gemini).</w:t>
       </w:r>
     </w:p>
     <w:p>
@@ -777,7 +777,7 @@
           <w:color w:val="5B6168"/>
           <w:sz w:val="17"/>
         </w:rPr>
-        <w:t>AI 서비스에 남는 대화 내용의 보관 기간은 서비스와 학교 계정 설정에 따릅니다. 선생님 화면으로 함께 보는 활동에는 학생 정보가 입력되지 않습니다.</w:t>
+        <w:t>AI 서비스에 남는 대화 내용의 보관 기간은 서비스와 학교 계정 설정에 따릅니다. 우리 학교 설정: (                              ) (정보 담당 선생님 확인). 학년 말에 학급 패들렛 작품을 지우는 것과 AI 대화 기록의 보관은 따로입니다. 선생님 화면으로 함께 보는 활동에는 학생 정보가 입력되지 않습니다.</w:t>
       </w:r>
     </w:p>
     <w:p>

--- a/files/classroom-letter.docx
+++ b/files/classroom-letter.docx
@@ -781,6 +781,11 @@
       </w:r>
     </w:p>
     <w:p>
+      <w:r>
+        <w:br w:type="page"/>
+      </w:r>
+    </w:p>
+    <w:p>
       <w:pPr>
         <w:spacing w:before="280"/>
         <w:jc w:val="center"/>
@@ -819,36 +824,238 @@
         <w:t>_____학년 _____반    이름: ____________________</w:t>
       </w:r>
     </w:p>
+    <w:tbl>
+      <w:tblPr>
+        <w:tblStyle w:val="TableGrid"/>
+        <w:tblW w:type="auto" w:w="0"/>
+        <w:tblLayout w:type="fixed"/>
+        <w:tblLook w:firstColumn="1" w:firstRow="1" w:lastColumn="0" w:lastRow="0" w:noHBand="0" w:noVBand="1" w:val="04A0"/>
+      </w:tblPr>
+      <w:tblGrid>
+        <w:gridCol w:w="6350"/>
+        <w:gridCol w:w="1361"/>
+        <w:gridCol w:w="1814"/>
+      </w:tblGrid>
+      <w:tr>
+        <w:tc>
+          <w:tcPr>
+            <w:tcW w:type="dxa" w:w="6350"/>
+          </w:tcPr>
+          <w:p>
+            <w:r>
+              <w:rPr>
+                <w:b/>
+                <w:sz w:val="18"/>
+              </w:rPr>
+              <w:t>항목</w:t>
+            </w:r>
+          </w:p>
+        </w:tc>
+        <w:tc>
+          <w:tcPr>
+            <w:tcW w:type="dxa" w:w="1361"/>
+          </w:tcPr>
+          <w:p>
+            <w:r>
+              <w:rPr>
+                <w:b/>
+                <w:sz w:val="18"/>
+              </w:rPr>
+              <w:t>동의함</w:t>
+            </w:r>
+          </w:p>
+        </w:tc>
+        <w:tc>
+          <w:tcPr>
+            <w:tcW w:type="dxa" w:w="1814"/>
+          </w:tcPr>
+          <w:p>
+            <w:r>
+              <w:rPr>
+                <w:b/>
+                <w:sz w:val="18"/>
+              </w:rPr>
+              <w:t>동의하지 않음</w:t>
+            </w:r>
+          </w:p>
+        </w:tc>
+      </w:tr>
+      <w:tr>
+        <w:tc>
+          <w:tcPr>
+            <w:tcW w:type="dxa" w:w="6350"/>
+          </w:tcPr>
+          <w:p>
+            <w:r>
+              <w:rPr>
+                <w:sz w:val="18"/>
+              </w:rPr>
+              <w:t>학교 기기·학교 계정과 선생님 화면으로 AI 수업에 참여하기</w:t>
+            </w:r>
+          </w:p>
+        </w:tc>
+        <w:tc>
+          <w:tcPr>
+            <w:tcW w:type="dxa" w:w="1361"/>
+          </w:tcPr>
+          <w:p>
+            <w:r>
+              <w:rPr>
+                <w:sz w:val="18"/>
+              </w:rPr>
+              <w:t>□ 동의함</w:t>
+            </w:r>
+          </w:p>
+        </w:tc>
+        <w:tc>
+          <w:tcPr>
+            <w:tcW w:type="dxa" w:w="1814"/>
+          </w:tcPr>
+          <w:p>
+            <w:r>
+              <w:rPr>
+                <w:sz w:val="18"/>
+              </w:rPr>
+              <w:t>□ 동의하지 않음</w:t>
+            </w:r>
+          </w:p>
+        </w:tc>
+      </w:tr>
+      <w:tr>
+        <w:tc>
+          <w:tcPr>
+            <w:tcW w:type="dxa" w:w="6350"/>
+          </w:tcPr>
+          <w:p>
+            <w:r>
+              <w:rPr>
+                <w:sz w:val="18"/>
+              </w:rPr>
+              <w:t>(선택) 가정의 자녀 계정으로 실습하기 (제미나이 자녀 계정 설정을 마쳤을 때)</w:t>
+            </w:r>
+          </w:p>
+        </w:tc>
+        <w:tc>
+          <w:tcPr>
+            <w:tcW w:type="dxa" w:w="1361"/>
+          </w:tcPr>
+          <w:p>
+            <w:r>
+              <w:rPr>
+                <w:sz w:val="18"/>
+              </w:rPr>
+              <w:t>□ 동의함</w:t>
+            </w:r>
+          </w:p>
+        </w:tc>
+        <w:tc>
+          <w:tcPr>
+            <w:tcW w:type="dxa" w:w="1814"/>
+          </w:tcPr>
+          <w:p>
+            <w:r>
+              <w:rPr>
+                <w:sz w:val="18"/>
+              </w:rPr>
+              <w:t>□ 동의하지 않음</w:t>
+            </w:r>
+          </w:p>
+        </w:tc>
+      </w:tr>
+      <w:tr>
+        <w:tc>
+          <w:tcPr>
+            <w:tcW w:type="dxa" w:w="6350"/>
+          </w:tcPr>
+          <w:p>
+            <w:r>
+              <w:rPr>
+                <w:sz w:val="18"/>
+              </w:rPr>
+              <w:t>수업 작품(글·그림, 얼굴이 나오지 않은 사진)을 학급 패들렛(비공개)에 별명으로 올리기</w:t>
+            </w:r>
+          </w:p>
+        </w:tc>
+        <w:tc>
+          <w:tcPr>
+            <w:tcW w:type="dxa" w:w="1361"/>
+          </w:tcPr>
+          <w:p>
+            <w:r>
+              <w:rPr>
+                <w:sz w:val="18"/>
+              </w:rPr>
+              <w:t>□ 동의함</w:t>
+            </w:r>
+          </w:p>
+        </w:tc>
+        <w:tc>
+          <w:tcPr>
+            <w:tcW w:type="dxa" w:w="1814"/>
+          </w:tcPr>
+          <w:p>
+            <w:r>
+              <w:rPr>
+                <w:sz w:val="18"/>
+              </w:rPr>
+              <w:t>□ 동의하지 않음</w:t>
+            </w:r>
+          </w:p>
+        </w:tc>
+      </w:tr>
+      <w:tr>
+        <w:tc>
+          <w:tcPr>
+            <w:tcW w:type="dxa" w:w="6350"/>
+          </w:tcPr>
+          <w:p>
+            <w:r>
+              <w:rPr>
+                <w:sz w:val="18"/>
+              </w:rPr>
+              <w:t>세계 미션의 대화 녹음과 얼굴이 나오지 않은 제안 영상을 학급 패들렛(비공개)에 올리기</w:t>
+            </w:r>
+          </w:p>
+        </w:tc>
+        <w:tc>
+          <w:tcPr>
+            <w:tcW w:type="dxa" w:w="1361"/>
+          </w:tcPr>
+          <w:p>
+            <w:r>
+              <w:rPr>
+                <w:sz w:val="18"/>
+              </w:rPr>
+              <w:t>□ 동의함</w:t>
+            </w:r>
+          </w:p>
+        </w:tc>
+        <w:tc>
+          <w:tcPr>
+            <w:tcW w:type="dxa" w:w="1814"/>
+          </w:tcPr>
+          <w:p>
+            <w:r>
+              <w:rPr>
+                <w:sz w:val="18"/>
+              </w:rPr>
+              <w:t>□ 동의하지 않음</w:t>
+            </w:r>
+          </w:p>
+        </w:tc>
+      </w:tr>
+    </w:tbl>
     <w:p>
+      <w:pPr>
+        <w:spacing w:before="60"/>
+      </w:pPr>
       <w:r>
         <w:rPr>
           <w:b w:val="0"/>
+          <w:color w:val="5B6168"/>
+          <w:sz w:val="17"/>
         </w:rPr>
-        <w:t>□  학교 기기·학교 계정과 선생님 화면으로 AI 수업에 참여하는 것에 동의합니다.</w:t>
-      </w:r>
-    </w:p>
-    <w:p>
-      <w:r>
-        <w:rPr>
-          <w:b w:val="0"/>
-        </w:rPr>
-        <w:t>□  (선택) 가정의 자녀 계정으로 실습하는 것에도 동의합니다. (제미나이 자녀 계정 설정을 마쳤습니다.)</w:t>
-      </w:r>
-    </w:p>
-    <w:p>
-      <w:r>
-        <w:rPr>
-          <w:b w:val="0"/>
-        </w:rPr>
-        <w:t>□  수업 작품(글·그림, 얼굴이 나오지 않은 사진)을 학급 패들렛(비공개)에 별명으로 올리는 것에 동의합니다.</w:t>
-      </w:r>
-    </w:p>
-    <w:p>
-      <w:r>
-        <w:rPr>
-          <w:b w:val="0"/>
-        </w:rPr>
-        <w:t>□  세계 미션의 대화 녹음과, 얼굴이 나오지 않은 제안 영상을 학급 패들렛(비공개)에 올리는 것에 동의합니다.</w:t>
+        <w:t>항목마다 한 칸에 표시해 주세요. ‘동의하지 않음’이어도 수업에는 그대로 참여합니다(선생님 화면 · 종이 활동 · 대본 발표로 대신, 위 4번 표).</w:t>
       </w:r>
     </w:p>
     <w:p>

--- a/files/classroom-letter.docx
+++ b/files/classroom-letter.docx
@@ -890,7 +890,7 @@
               <w:rPr>
                 <w:sz w:val="18"/>
               </w:rPr>
-              <w:t>학교 기기·학교 계정과 선생님 화면으로 AI 수업에 참여하기</w:t>
+              <w:t>학생 개인의 학교 계정으로 AI를 직접 쓰기 (동의하지 않으면 선생님 화면으로 참여)</w:t>
             </w:r>
           </w:p>
         </w:tc>

--- a/files/classroom-letter.docx
+++ b/files/classroom-letter.docx
@@ -182,7 +182,7 @@
         <w:rPr>
           <w:b w:val="0"/>
         </w:rPr>
-        <w:t>Family Link 앱 → 자녀 선택 → 관리 → Gemini → Gemini 앱 사용 설정을 켭니다(예전 화면은 관리 → 콘텐츠 제한 → Gemini).</w:t>
+        <w:t>Family Link 앱 → 자녀 선택 → 관리(화면에 따라 설정) → Gemini → Gemini 앱 사용 설정을 켭니다(예전 화면은 관리 → 콘텐츠 제한 → Gemini).</w:t>
       </w:r>
     </w:p>
     <w:p>

--- a/files/classroom-letter.docx
+++ b/files/classroom-letter.docx
@@ -1079,7 +1079,7 @@
           <w:color w:val="5B6168"/>
           <w:sz w:val="16"/>
         </w:rPr>
-        <w:t>※ 위 안내는 출간 시점(2026년 10월) 기준이며 법률 자문이 아닙니다. 서비스 정책과 학교 지침에 따라 고쳐 쓰세요.</w:t>
+        <w:t>※ 위 안내는 출간 시점 기준이며 법률 자문이 아닙니다. 서비스 정책과 학교 지침에 따라 고쳐 쓰세요.</w:t>
       </w:r>
     </w:p>
     <w:sectPr>
